--- a/public/legacy/docs/kc-pol-3.docx
+++ b/public/legacy/docs/kc-pol-3.docx
@@ -4,7 +4,7 @@
   <w:body>
     <w:sectPr>
       <w:pgSz w:w="12240" w:h="15840" w:orient="portrait"/>
-      <w:pgMar w:top="1000" w:right="1000" w:bottom="1000" w:left="1000" w:header="undefined" w:footer="undefined" w:gutter="undefined"/>
+      <w:pgMar w:top="1000" w:right="1000" w:bottom="1000" w:left="1000" w:header="720" w:footer="720" w:gutter="0"/>
     </w:sectPr>
     <w:p>
       <w:pPr>

--- a/public/legacy/docs/kc-pol-3.docx
+++ b/public/legacy/docs/kc-pol-3.docx
@@ -59,7 +59,7 @@
       </w:pPr>
       <w:r>
         <w:rPr/>
-        <w:t xml:space="preserve">Daikin Sricity is committed to a workplace free from sexual harassment, in line with the Sexual Harassment of Women at Workplace (Prevention, Prohibition and Redressal) Act, 2013. The policy protects all women at the workplace, including contract and visiting workers.</w:t>
+        <w:t xml:space="preserve">The plant is committed to a workplace free from sexual harassment, in line with the Sexual Harassment of Women at Workplace (Prevention, Prohibition and Redressal) Act, 2013. The policy protects all women at the workplace, including contract and visiting workers.</w:t>
       </w:r>
     </w:p>
     <w:p>
@@ -174,7 +174,7 @@
       </w:pPr>
       <w:r>
         <w:rPr/>
-        <w:t xml:space="preserve">Karya Vaani · Knowledge Center · Daikin Sricity · AP — controlled document, v1.0</w:t>
+        <w:t xml:space="preserve">Karya Vaani · Knowledge Center · Customer Plant — controlled document, v1.0</w:t>
       </w:r>
     </w:p>
   </w:body>
